--- a/public/docs/saas-buildout/founding-ten/onboarding/PARTNER_JOURNEY.docx
+++ b/public/docs/saas-buildout/founding-ten/onboarding/PARTNER_JOURNEY.docx
@@ -303,7 +303,7 @@
         <w:t xml:space="preserve"> </w:t>
       </w:r>
       <w:r>
-        <w:t xml:space="preserve">Kade’s network, gym floor (Melisa), referrals, the SOT site, and later the</w:t>
+        <w:t xml:space="preserve">Kade’s network, gym floor (Melisa), referrals, the Collective site, and later the</w:t>
       </w:r>
       <w:r>
         <w:t xml:space="preserve"> </w:t>
@@ -337,7 +337,7 @@
         <w:t xml:space="preserve"> </w:t>
       </w:r>
       <w:r>
-        <w:t xml:space="preserve">CTA on the SOT site → currently a pre-filled email to kade@bodyrecode.au.</w:t>
+        <w:t xml:space="preserve">CTA on the Collective site → currently a pre-filled email to kade@bodyrecode.au.</w:t>
       </w:r>
       <w:r>
         <w:t xml:space="preserve"> </w:t>
